--- a/corpus/synthetic/hf-images__015.docx
+++ b/corpus/synthetic/hf-images__015.docx
@@ -17,49 +17,74 @@
 </file>
 
 <file path=word/header1.xml><?xml version="1.0" encoding="utf-8"?>
-<w:hdr xmlns:w="http://schemas.openxmlformats.org/wordprocessingml/2006/main" xmlns:r="http://schemas.openxmlformats.org/officeDocument/2006/relationships" xmlns:wp="http://schemas.openxmlformats.org/drawingml/2006/wordprocessingDrawing" xmlns:a="http://schemas.openxmlformats.org/drawingml/2006/main" xmlns:pic="http://schemas.openxmlformats.org/drawingml/2006/picture">
-  <w:tbl>
-    <w:tblGrid>
-      <w:gridCol w:w="2000"/>
-      <w:gridCol w:w="6000"/>
-    </w:tblGrid>
-    <w:tr>
-      <w:tc>
-        <w:tcPr>
-          <w:tcW w:w="2000" w:type="dxa"/>
-        </w:tcPr>
-        <w:p>
-          <w:r>
-            <w:drawing>
-              <wp:inline distT="0" distB="0" distL="0" distR="0">
-                <wp:extent cx="381000" cy="190500"/>
-                <wp:docPr id="1" name="Logo"/>
-                <a:graphic>
-                  <a:graphicData uri="http://schemas.openxmlformats.org/drawingml/2006/picture">
-                    <pic:pic>
-                      <pic:blipFill>
-                        <a:blip r:embed="rId1"/>
-                      </pic:blipFill>
-                    </pic:pic>
-                  </a:graphicData>
-                </a:graphic>
-              </wp:inline>
-            </w:drawing>
-          </w:r>
-        </w:p>
-      </w:tc>
-      <w:tc>
-        <w:tcPr>
-          <w:tcW w:w="6000" w:type="dxa"/>
-        </w:tcPr>
-        <w:p>
-          <w:r>
-            <w:t>Title</w:t>
-          </w:r>
-        </w:p>
-      </w:tc>
-    </w:tr>
-  </w:tbl>
+<w:hdr xmlns:w="http://schemas.openxmlformats.org/wordprocessingml/2006/main" xmlns:r="http://schemas.openxmlformats.org/officeDocument/2006/relationships" xmlns:wp="http://schemas.openxmlformats.org/drawingml/2006/wordprocessingDrawing" xmlns:a="http://schemas.openxmlformats.org/drawingml/2006/main" xmlns:wpg="http://schemas.microsoft.com/office/word/2010/wordprocessingGroup" xmlns:wps="http://schemas.microsoft.com/office/word/2010/wordprocessingShape">
+  <w:p>
+    <w:r>
+      <w:drawing>
+        <wp:anchor behindDoc="1">
+          <wp:simplePos x="0" y="0"/>
+          <wp:positionH relativeFrom="page">
+            <wp:posOffset>952500</wp:posOffset>
+          </wp:positionH>
+          <wp:positionV relativeFrom="paragraph">
+            <wp:posOffset>-190500</wp:posOffset>
+          </wp:positionV>
+          <wp:extent cx="190500" cy="190500"/>
+          <wp:wrapNone/>
+          <a:graphic>
+            <a:graphicData uri="http://schemas.microsoft.com/office/word/2010/wordprocessingGroup">
+              <wpg:wgp>
+                <wpg:cNvGrpSpPr/>
+                <wpg:grpSpPr bwMode="auto">
+                  <a:xfrm>
+                    <a:off x="0" y="0"/>
+                    <a:ext cx="190500" cy="190500"/>
+                    <a:chOff x="0" y="0"/>
+                    <a:chExt cx="381000" cy="381000"/>
+                  </a:xfrm>
+                </wpg:grpSpPr>
+                <wps:wsp>
+                  <wps:cNvPr id="2" name="Graphic 1"/>
+                  <wps:cNvSpPr/>
+                  <wps:spPr>
+                    <a:xfrm>
+                      <a:off x="0" y="0"/>
+                      <a:ext cx="381000" cy="381000"/>
+                    </a:xfrm>
+                    <a:custGeom>
+                      <a:avLst/>
+                      <a:gdLst/>
+                      <a:ahLst/>
+                      <a:cxnLst/>
+                      <a:rect l="l" t="t" r="r" b="b"/>
+                      <a:pathLst>
+                        <a:path w="381000" h="381000">
+                          <a:moveTo>
+                            <a:pt x="0" y="0"/>
+                          </a:moveTo>
+                          <a:lnTo>
+                            <a:pt x="381000" y="0"/>
+                          </a:lnTo>
+                          <a:lnTo>
+                            <a:pt x="190500" y="381000"/>
+                          </a:lnTo>
+                          <a:close/>
+                        </a:path>
+                      </a:pathLst>
+                    </a:custGeom>
+                    <a:solidFill>
+                      <a:srgbClr val="20093F"/>
+                    </a:solidFill>
+                  </wps:spPr>
+                  <wps:bodyPr/>
+                </wps:wsp>
+              </wpg:wgp>
+            </a:graphicData>
+          </a:graphic>
+        </wp:anchor>
+      </w:drawing>
+    </w:r>
+  </w:p>
 </w:hdr>
 </file>
 
